--- a/documentacion/docx/resumen_ejecutivo.docx
+++ b/documentacion/docx/resumen_ejecutivo.docx
@@ -563,28 +563,22 @@
         <w:jc w:val="both"/>
       </w:pPr>
       <w:r>
-        <w:t xml:space="preserve">Si el notebook principal cambia, también deben revisarse este resumen, la documentación detallada, el </w:t>
+        <w:t>Si el notebook principal cambia, también deben revisarse este resumen, la documentación detallada, el README.md, las versiones .docx públicas y las figuras asociadas cuando corresponda.</w:t>
       </w:r>
       <w:r>
         <w:rPr>
           <w:rFonts w:ascii="Consolas" w:hAnsi="Consolas"/>
           <w:sz w:val="19"/>
         </w:rPr>
-        <w:t>README.md</w:t>
       </w:r>
-      <w:r>
-        <w:t xml:space="preserve">, las versiones </w:t>
-      </w:r>
+      <w:r/>
       <w:r>
         <w:rPr>
           <w:rFonts w:ascii="Consolas" w:hAnsi="Consolas"/>
           <w:sz w:val="19"/>
         </w:rPr>
-        <w:t>.docx</w:t>
       </w:r>
-      <w:r>
-        <w:t xml:space="preserve"> públicas, las figuras asociadas y los materiales locales de presentación cuando corresponda.</w:t>
-      </w:r>
+      <w:r/>
     </w:p>
     <w:sectPr>
       <w:pgSz w:w="12240" w:h="15840"/>
